--- a/riderlease-staging/public/contract_template.docx
+++ b/riderlease-staging/public/contract_template.docx
@@ -451,9 +451,6 @@
             <w:pPr>
               <w:spacing w:after="60"/>
               <w:jc w:val="center"/>
-              <w:rPr>
-                <w:rFonts w:hint="eastAsia"/>
-              </w:rPr>
             </w:pPr>
           </w:p>
         </w:tc>
@@ -6408,6 +6405,71 @@
       <w:pPr>
         <w:spacing w:after="120"/>
       </w:pPr>
+      <w:r>
+        <w:rPr>
+          <w:b/>
+          <w:bCs/>
+          <w:noProof/>
+          <w:sz w:val="17"/>
+          <w:szCs w:val="17"/>
+        </w:rPr>
+        <w:drawing>
+          <wp:anchor distT="0" distB="0" distL="114300" distR="114300" simplePos="0" relativeHeight="251658240" behindDoc="0" locked="0" layoutInCell="1" allowOverlap="1" wp14:anchorId="0C8651CC" wp14:editId="269EBA06">
+            <wp:simplePos x="0" y="0"/>
+            <wp:positionH relativeFrom="column">
+              <wp:posOffset>3070225</wp:posOffset>
+            </wp:positionH>
+            <wp:positionV relativeFrom="paragraph">
+              <wp:posOffset>15875</wp:posOffset>
+            </wp:positionV>
+            <wp:extent cx="809625" cy="809625"/>
+            <wp:effectExtent l="0" t="0" r="0" b="9525"/>
+            <wp:wrapNone/>
+            <wp:docPr id="602232371" name="그림 1"/>
+            <wp:cNvGraphicFramePr>
+              <a:graphicFrameLocks xmlns:a="http://schemas.openxmlformats.org/drawingml/2006/main" noChangeAspect="1"/>
+            </wp:cNvGraphicFramePr>
+            <a:graphic xmlns:a="http://schemas.openxmlformats.org/drawingml/2006/main">
+              <a:graphicData uri="http://schemas.openxmlformats.org/drawingml/2006/picture">
+                <pic:pic xmlns:pic="http://schemas.openxmlformats.org/drawingml/2006/picture">
+                  <pic:nvPicPr>
+                    <pic:cNvPr id="0" name="Picture 1"/>
+                    <pic:cNvPicPr>
+                      <a:picLocks noChangeAspect="1" noChangeArrowheads="1"/>
+                    </pic:cNvPicPr>
+                  </pic:nvPicPr>
+                  <pic:blipFill>
+                    <a:blip r:embed="rId11" cstate="print">
+                      <a:extLst>
+                        <a:ext uri="{28A0092B-C50C-407E-A947-70E740481C1C}">
+                          <a14:useLocalDpi xmlns:a14="http://schemas.microsoft.com/office/drawing/2010/main" val="0"/>
+                        </a:ext>
+                      </a:extLst>
+                    </a:blip>
+                    <a:srcRect/>
+                    <a:stretch>
+                      <a:fillRect/>
+                    </a:stretch>
+                  </pic:blipFill>
+                  <pic:spPr bwMode="auto">
+                    <a:xfrm>
+                      <a:off x="0" y="0"/>
+                      <a:ext cx="809625" cy="809625"/>
+                    </a:xfrm>
+                    <a:prstGeom prst="rect">
+                      <a:avLst/>
+                    </a:prstGeom>
+                    <a:noFill/>
+                    <a:ln>
+                      <a:noFill/>
+                    </a:ln>
+                  </pic:spPr>
+                </pic:pic>
+              </a:graphicData>
+            </a:graphic>
+          </wp:anchor>
+        </w:drawing>
+      </w:r>
     </w:p>
     <w:p>
       <w:pPr>
@@ -6421,7 +6483,25 @@
           <w:sz w:val="17"/>
           <w:szCs w:val="17"/>
         </w:rPr>
-        <w:t>공  급  사   ㈜비엘큐   (서명 또는 인)</w:t>
+        <w:t>공  급  사   ㈜비엘큐   (</w:t>
+      </w:r>
+      <w:r>
+        <w:rPr>
+          <w:b/>
+          <w:bCs/>
+          <w:sz w:val="17"/>
+          <w:szCs w:val="17"/>
+        </w:rPr>
+        <w:t xml:space="preserve"> </w:t>
+      </w:r>
+      <w:r>
+        <w:rPr>
+          <w:b/>
+          <w:bCs/>
+          <w:sz w:val="17"/>
+          <w:szCs w:val="17"/>
+        </w:rPr>
+        <w:t>서명 또는 인)</w:t>
       </w:r>
     </w:p>
     <w:sectPr>
